--- a/file/jobsheet7/DerasPangestuGusti_Algoritma&StrukturData_Jobsheet7.docx
+++ b/file/jobsheet7/DerasPangestuGusti_Algoritma&StrukturData_Jobsheet7.docx
@@ -1940,7 +1940,7 @@
           </mc:Choice>
           <mc:Fallback>
             <w:pict>
-              <v:group w14:anchorId="0E5FE011" id="Group 18" o:spid="_x0000_s1026" style="width:390.35pt;height:75.05pt;mso-position-horizontal-relative:char;mso-position-vertical-relative:line" coordsize="49574,9531" o:gfxdata="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">
+              <v:group w14:anchorId="6F6E5ED5" id="Group 18" o:spid="_x0000_s1026" style="width:390.35pt;height:75.05pt;mso-position-horizontal-relative:char;mso-position-vertical-relative:line" coordsize="49574,9531" o:gfxdata="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">
                 <v:shape id="Graphic 19" o:spid="_x0000_s1027" style="position:absolute;width:49574;height:9531;visibility:visible;mso-wrap-style:square;v-text-anchor:top" coordsize="4957445,953135" o:gfxdata="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" path="m4950853,508l,508,,5588,,946658r,6350l4950853,953008r,-6350l6108,946658r,-941070l4950853,5588r,-5080xem4957076,r-6108,l4950968,952754r6108,l4957076,xe" fillcolor="black" stroked="f">
                   <v:path arrowok="t"/>
                 </v:shape>
@@ -2317,7 +2317,7 @@
           </mc:Choice>
           <mc:Fallback>
             <w:pict>
-              <v:group w14:anchorId="1660D83C" id="Group 21" o:spid="_x0000_s1026" style="position:absolute;margin-left:129.95pt;margin-top:8.6pt;width:390.35pt;height:82.6pt;z-index:-15728128;mso-wrap-distance-left:0;mso-wrap-distance-right:0;mso-position-horizontal-relative:page" coordsize="49574,10490" o:gfxdata="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">
+              <v:group w14:anchorId="6CBFD950" id="Group 21" o:spid="_x0000_s1026" style="position:absolute;margin-left:129.95pt;margin-top:8.6pt;width:390.35pt;height:82.6pt;z-index:-15728128;mso-wrap-distance-left:0;mso-wrap-distance-right:0;mso-position-horizontal-relative:page" coordsize="49574,10490" o:gfxdata="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">
                 <v:shape id="Graphic 22" o:spid="_x0000_s1027" style="position:absolute;width:49574;height:10490;visibility:visible;mso-wrap-style:square;v-text-anchor:top" coordsize="4957445,1049020" o:gfxdata="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" path="m4950853,1042670r-4944745,l6108,6350,,6350,,1042670r,6350l4950853,1049020r,-6350xem4950853,l,,,6096r4950853,l4950853,xem4957064,r-6096,l4950968,6096r6096,l4957064,xem4957076,6223r-6108,l4950968,1048893r6108,l4957076,6223xe" fillcolor="black" stroked="f">
                   <v:path arrowok="t"/>
                 </v:shape>
@@ -2614,7 +2614,7 @@
           </mc:Choice>
           <mc:Fallback>
             <w:pict>
-              <v:group w14:anchorId="1F1DC7E7" id="Group 24" o:spid="_x0000_s1026" style="position:absolute;margin-left:129.95pt;margin-top:10.25pt;width:390.35pt;height:76.05pt;z-index:-15727616;mso-wrap-distance-left:0;mso-wrap-distance-right:0;mso-position-horizontal-relative:page" coordsize="49574,9658" o:gfxdata="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">
+              <v:group w14:anchorId="0B7953F8" id="Group 24" o:spid="_x0000_s1026" style="position:absolute;margin-left:129.95pt;margin-top:10.25pt;width:390.35pt;height:76.05pt;z-index:-15727616;mso-wrap-distance-left:0;mso-wrap-distance-right:0;mso-position-horizontal-relative:page" coordsize="49574,9658" o:gfxdata="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">
                 <v:shape id="Graphic 25" o:spid="_x0000_s1027" style="position:absolute;width:49574;height:9658;visibility:visible;mso-wrap-style:square;v-text-anchor:top" coordsize="4957445,965835" o:gfxdata="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" path="m4950853,635l,635,,5715,,959485r,6096l4950853,965581r,-6096l6108,959485r,-953770l4950853,5715r,-5080xem4957064,959510r-6096,l4950968,965581r6096,l4957064,959510xem4957076,r-6108,l4950968,959485r6108,l4957076,xe" fillcolor="black" stroked="f">
                   <v:path arrowok="t"/>
                 </v:shape>
@@ -2890,7 +2890,7 @@
           </mc:Choice>
           <mc:Fallback>
             <w:pict>
-              <v:group w14:anchorId="68C352A5" id="Group 27" o:spid="_x0000_s1026" style="position:absolute;margin-left:129.95pt;margin-top:10.2pt;width:390.35pt;height:44.55pt;z-index:-15727104;mso-wrap-distance-left:0;mso-wrap-distance-right:0;mso-position-horizontal-relative:page" coordsize="49574,5657" o:gfxdata="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">
+              <v:group w14:anchorId="3696057C" id="Group 27" o:spid="_x0000_s1026" style="position:absolute;margin-left:129.95pt;margin-top:10.2pt;width:390.35pt;height:44.55pt;z-index:-15727104;mso-wrap-distance-left:0;mso-wrap-distance-right:0;mso-position-horizontal-relative:page" coordsize="49574,5657" o:gfxdata="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">
                 <v:shape id="Graphic 28" o:spid="_x0000_s1027" style="position:absolute;width:49574;height:5657;visibility:visible;mso-wrap-style:square;v-text-anchor:top" coordsize="4957445,565785" o:gfxdata="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" path="m4950853,635l,635,,5715,,559308r,127l,565404r4950853,l4950853,559308r-4944745,l6108,5715r4944745,l4950853,635xem4957064,559320r-6096,l4950968,565404r6096,l4957064,559320xem4957076,r-6108,l4950968,559308r6108,l4957076,xe" fillcolor="black" stroked="f">
                   <v:path arrowok="t"/>
                 </v:shape>
@@ -3242,7 +3242,7 @@
           </mc:Choice>
           <mc:Fallback>
             <w:pict>
-              <v:group w14:anchorId="29E08349" id="Group 30" o:spid="_x0000_s1026" style="position:absolute;margin-left:129.95pt;margin-top:17.45pt;width:390.35pt;height:100.75pt;z-index:-15726592;mso-wrap-distance-left:0;mso-wrap-distance-right:0;mso-position-horizontal-relative:page" coordsize="49574,12795" o:gfxdata="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">
+              <v:group w14:anchorId="22A838FD" id="Group 30" o:spid="_x0000_s1026" style="position:absolute;margin-left:129.95pt;margin-top:17.45pt;width:390.35pt;height:100.75pt;z-index:-15726592;mso-wrap-distance-left:0;mso-wrap-distance-right:0;mso-position-horizontal-relative:page" coordsize="49574,12795" o:gfxdata="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">
                 <v:shape id="Graphic 31" o:spid="_x0000_s1027" style="position:absolute;width:49574;height:12795;visibility:visible;mso-wrap-style:square;v-text-anchor:top" coordsize="4957445,1279525" o:gfxdata="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" path="m4950853,l,,,5715r,381l,1273175r,6350l4950853,1279525r,-6350l6108,1273175,6108,6096r4944745,l4950853,xem4957064,12r-6096,l4950968,6096r6096,l4957064,12xem4957076,6223r-6108,l4950968,1279017r6108,l4957076,6223xe" fillcolor="black" stroked="f">
                   <v:path arrowok="t"/>
                 </v:shape>
@@ -3641,7 +3641,7 @@
           </mc:Choice>
           <mc:Fallback>
             <w:pict>
-              <v:group w14:anchorId="6CACE9AA" id="Group 33" o:spid="_x0000_s1026" style="width:400.2pt;height:80.55pt;mso-position-horizontal-relative:char;mso-position-vertical-relative:line" coordsize="50825,10229" o:gfxdata="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">
+              <v:group w14:anchorId="6ECCAF14" id="Group 33" o:spid="_x0000_s1026" style="width:400.2pt;height:80.55pt;mso-position-horizontal-relative:char;mso-position-vertical-relative:line" coordsize="50825,10229" o:gfxdata="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">
                 <v:shape id="Graphic 34" o:spid="_x0000_s1027" style="position:absolute;width:50825;height:10229;visibility:visible;mso-wrap-style:square;v-text-anchor:top" coordsize="5082540,1022985" o:gfxdata="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" path="m5075809,508l,508,,5588,,1016508r,6350l5075809,1022858r,-6350l6096,1016508,6096,5588r5069713,l5075809,508xem5082032,r-6096,l5075936,1022858r6096,l5082032,xe" fillcolor="black" stroked="f">
                   <v:path arrowok="t"/>
                 </v:shape>
@@ -3976,7 +3976,7 @@
           </mc:Choice>
           <mc:Fallback>
             <w:pict>
-              <v:group w14:anchorId="7DF19EE0" id="Group 36" o:spid="_x0000_s1026" style="width:400.2pt;height:128.95pt;mso-position-horizontal-relative:char;mso-position-vertical-relative:line" coordsize="50825,16376" o:gfxdata="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">
+              <v:group w14:anchorId="64BB47D5" id="Group 36" o:spid="_x0000_s1026" style="width:400.2pt;height:128.95pt;mso-position-horizontal-relative:char;mso-position-vertical-relative:line" coordsize="50825,16376" o:gfxdata="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">
                 <v:shape id="Graphic 37" o:spid="_x0000_s1027" style="position:absolute;width:50825;height:16376;visibility:visible;mso-wrap-style:square;v-text-anchor:top" coordsize="5082540,1637664" o:gfxdata="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" path="m5075809,1630807r-5069713,l6096,6477,,6477,,1630807r,6350l5075809,1637157r,-6350xem5075809,l,,,6096r5075809,l5075809,xem5082032,6223r-6096,l5075936,1636522r6096,l5082032,6223xem5082032,12r-6096,l5075936,6096r6096,l5082032,12xe" fillcolor="black" stroked="f">
                   <v:path arrowok="t"/>
                 </v:shape>
@@ -4290,7 +4290,7 @@
           </mc:Choice>
           <mc:Fallback>
             <w:pict>
-              <v:group w14:anchorId="64763F4B" id="Group 39" o:spid="_x0000_s1026" style="width:400.2pt;height:94.15pt;mso-position-horizontal-relative:char;mso-position-vertical-relative:line" coordsize="50825,11957" o:gfxdata="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">
+              <v:group w14:anchorId="293DB589" id="Group 39" o:spid="_x0000_s1026" style="width:400.2pt;height:94.15pt;mso-position-horizontal-relative:char;mso-position-vertical-relative:line" coordsize="50825,11957" o:gfxdata="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">
                 <v:shape id="Graphic 40" o:spid="_x0000_s1027" style="position:absolute;width:50825;height:11957;visibility:visible;mso-wrap-style:square;v-text-anchor:top" coordsize="5082540,1195705" o:gfxdata="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" path="m5075809,254l,254,,6604,,1188974r,6350l5075809,1195324r,-6350l6096,1188974,6096,6604r5069713,l5075809,254xem5082032,r-6096,l5075936,1195070r6096,l5082032,xe" fillcolor="black" stroked="f">
                   <v:path arrowok="t"/>
                 </v:shape>
@@ -4509,7 +4509,7 @@
           </mc:Choice>
           <mc:Fallback>
             <w:pict>
-              <v:group w14:anchorId="2D0CC177" id="Group 42" o:spid="_x0000_s1026" style="position:absolute;margin-left:120.1pt;margin-top:27.05pt;width:400.2pt;height:127.75pt;z-index:-15724544;mso-wrap-distance-left:0;mso-wrap-distance-right:0;mso-position-horizontal-relative:page" coordsize="50825,16224" o:gfxdata="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">
+              <v:group w14:anchorId="46DAB6A9" id="Group 42" o:spid="_x0000_s1026" style="position:absolute;margin-left:120.1pt;margin-top:27.05pt;width:400.2pt;height:127.75pt;z-index:-15724544;mso-wrap-distance-left:0;mso-wrap-distance-right:0;mso-position-horizontal-relative:page" coordsize="50825,16224" o:gfxdata="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">
                 <v:shape id="Graphic 43" o:spid="_x0000_s1027" style="position:absolute;width:50825;height:16224;visibility:visible;mso-wrap-style:square;v-text-anchor:top" coordsize="5082540,1622425" o:gfxdata="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" path="m5075809,1615821r-5069713,l6096,6223,,6223,,1615821r,6096l5075809,1621917r,-6096xem5075809,l,,,6096r5075809,l5075809,xem5082032,1615833r-6096,l5075936,1621917r6096,l5082032,1615833xem5082032,6223r-6096,l5075936,1615821r6096,l5082032,6223xem5082032,25r-6096,l5075936,6096r6096,l5082032,25xe" fillcolor="black" stroked="f">
                   <v:path arrowok="t"/>
                 </v:shape>
@@ -4831,7 +4831,7 @@
           </mc:Choice>
           <mc:Fallback>
             <w:pict>
-              <v:group w14:anchorId="3241573B" id="Group 45" o:spid="_x0000_s1026" style="position:absolute;margin-left:120.1pt;margin-top:14.65pt;width:400.2pt;height:62.9pt;z-index:-15724032;mso-wrap-distance-left:0;mso-wrap-distance-right:0;mso-position-horizontal-relative:page" coordsize="50825,7988" o:gfxdata="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">
+              <v:group w14:anchorId="45C7FEA3" id="Group 45" o:spid="_x0000_s1026" style="position:absolute;margin-left:120.1pt;margin-top:14.65pt;width:400.2pt;height:62.9pt;z-index:-15724032;mso-wrap-distance-left:0;mso-wrap-distance-right:0;mso-position-horizontal-relative:page" coordsize="50825,7988" o:gfxdata="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">
                 <v:shape id="Graphic 46" o:spid="_x0000_s1027" style="position:absolute;width:50825;height:7988;visibility:visible;mso-wrap-style:square;v-text-anchor:top" coordsize="5082540,798830" o:gfxdata="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" path="m5075809,l,,,6350,,792480r,6350l5075809,798830r,-6350l6096,792480r,-786130l5075809,6350r,-6350xem5082032,r-6096,l5075936,798576r6096,l5082032,xe" fillcolor="black" stroked="f">
                   <v:path arrowok="t"/>
                 </v:shape>
@@ -5268,7 +5268,7 @@
           </mc:Choice>
           <mc:Fallback>
             <w:pict>
-              <v:group w14:anchorId="3FF35755" id="Group 48" o:spid="_x0000_s1026" style="position:absolute;margin-left:120.1pt;margin-top:17.65pt;width:400.2pt;height:268.15pt;z-index:-15723520;mso-wrap-distance-left:0;mso-wrap-distance-right:0;mso-position-horizontal-relative:page" coordsize="50825,34055" o:gfxdata="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">
+              <v:group w14:anchorId="04DC000F" id="Group 48" o:spid="_x0000_s1026" style="position:absolute;margin-left:120.1pt;margin-top:17.65pt;width:400.2pt;height:268.15pt;z-index:-15723520;mso-wrap-distance-left:0;mso-wrap-distance-right:0;mso-position-horizontal-relative:page" coordsize="50825,34055" o:gfxdata="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">
                 <v:shape id="Graphic 49" o:spid="_x0000_s1027" style="position:absolute;width:50825;height:34055;visibility:visible;mso-wrap-style:square;v-text-anchor:top" coordsize="5082540,3405504" o:gfxdata="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" path="m5075809,3398647r-5069713,l6096,6477,,6477,,3398647r,6350l5075809,3404997r,-6350xem5075809,l,,,6096r5075809,l5075809,xem5082032,6223r-6096,l5075936,3404362r6096,l5082032,6223xem5082032,12r-6096,l5075936,6096r6096,l5082032,12xe" fillcolor="black" stroked="f">
                   <v:path arrowok="t"/>
                 </v:shape>
@@ -5550,7 +5550,7 @@
           </mc:Choice>
           <mc:Fallback>
             <w:pict>
-              <v:group w14:anchorId="7A5D0D89" id="Group 51" o:spid="_x0000_s1026" style="position:absolute;margin-left:120.1pt;margin-top:15.5pt;width:400.2pt;height:43pt;z-index:-15723008;mso-wrap-distance-left:0;mso-wrap-distance-right:0;mso-position-horizontal-relative:page" coordsize="50825,5461" o:gfxdata="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">
+              <v:group w14:anchorId="495D3B4C" id="Group 51" o:spid="_x0000_s1026" style="position:absolute;margin-left:120.1pt;margin-top:15.5pt;width:400.2pt;height:43pt;z-index:-15723008;mso-wrap-distance-left:0;mso-wrap-distance-right:0;mso-position-horizontal-relative:page" coordsize="50825,5461" o:gfxdata="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">
                 <v:shape id="Graphic 52" o:spid="_x0000_s1027" style="position:absolute;width:50825;height:5461;visibility:visible;mso-wrap-style:square;v-text-anchor:top" coordsize="5082540,546100" o:gfxdata="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" path="m5075809,l,,,6350,,539750r,6350l5075809,546100r,-6350l6096,539750r,-533400l5075809,6350r,-6350xem5082032,r-6096,l5075936,545846r6096,l5082032,xe" fillcolor="black" stroked="f">
                   <v:path arrowok="t"/>
                 </v:shape>
@@ -5857,7 +5857,7 @@
           </mc:Choice>
           <mc:Fallback>
             <w:pict>
-              <v:group w14:anchorId="783C2109" id="Group 54" o:spid="_x0000_s1026" style="position:absolute;margin-left:129.35pt;margin-top:54pt;width:400.2pt;height:80.7pt;z-index:15735808;mso-wrap-distance-left:0;mso-wrap-distance-right:0;mso-position-horizontal-relative:page" coordsize="50825,10248" o:gfxdata="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">
+              <v:group w14:anchorId="4ADFE198" id="Group 54" o:spid="_x0000_s1026" style="position:absolute;margin-left:129.35pt;margin-top:54pt;width:400.2pt;height:80.7pt;z-index:15735808;mso-wrap-distance-left:0;mso-wrap-distance-right:0;mso-position-horizontal-relative:page" coordsize="50825,10248" o:gfxdata="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">
                 <v:shape id="Graphic 55" o:spid="_x0000_s1027" style="position:absolute;width:50825;height:10248;visibility:visible;mso-wrap-style:square;v-text-anchor:top" coordsize="5082540,1024890" o:gfxdata="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" path="m5075809,1018413r-5069726,l6083,6172,,6172,,1018413r,6096l5075809,1024509r,-6096xem5075809,l,,,6096r5075809,l5075809,xem5082019,1018438r-6083,l5075936,1024509r6083,l5082019,1018438xem5082019,6172r-6083,l5075936,1018413r6083,l5082019,6172xem5082019,12r-6083,l5075936,6096r6083,l5082019,12xe" fillcolor="black" stroked="f">
                   <v:path arrowok="t"/>
                 </v:shape>
@@ -6245,7 +6245,7 @@
           </mc:Choice>
           <mc:Fallback>
             <w:pict>
-              <v:group w14:anchorId="03EB352B" id="Group 57" o:spid="_x0000_s1026" style="position:absolute;margin-left:124.6pt;margin-top:18.25pt;width:400.2pt;height:17.55pt;z-index:15734784;mso-wrap-distance-left:0;mso-wrap-distance-right:0;mso-position-horizontal-relative:page" coordsize="50825,2228" o:gfxdata="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">
+              <v:group w14:anchorId="283A2733" id="Group 57" o:spid="_x0000_s1026" style="position:absolute;margin-left:124.6pt;margin-top:18.25pt;width:400.2pt;height:17.55pt;z-index:15734784;mso-wrap-distance-left:0;mso-wrap-distance-right:0;mso-position-horizontal-relative:page" coordsize="50825,2228" o:gfxdata="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">
                 <v:shape id="Graphic 58" o:spid="_x0000_s1027" style="position:absolute;width:50825;height:2228;visibility:visible;mso-wrap-style:square;v-text-anchor:top" coordsize="5082540,222885" o:gfxdata="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" path="m5075809,l,,,6350,,215900r,6350l5075809,222250r,-6350l6096,215900r,-209550l5075809,6350r,-6350xem5082032,r-6096,l5075936,222504r6096,l5082032,xe" fillcolor="black" stroked="f">
                   <v:path arrowok="t"/>
                 </v:shape>
@@ -6516,7 +6516,7 @@
           </mc:Choice>
           <mc:Fallback>
             <w:pict>
-              <v:group w14:anchorId="1693D8C1" id="Group 60" o:spid="_x0000_s1026" style="position:absolute;margin-left:124.6pt;margin-top:17.5pt;width:400.2pt;height:22.15pt;z-index:15735296;mso-wrap-distance-left:0;mso-wrap-distance-right:0;mso-position-horizontal-relative:page" coordsize="50825,2813" o:gfxdata="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">
+              <v:group w14:anchorId="45563669" id="Group 60" o:spid="_x0000_s1026" style="position:absolute;margin-left:124.6pt;margin-top:17.5pt;width:400.2pt;height:22.15pt;z-index:15735296;mso-wrap-distance-left:0;mso-wrap-distance-right:0;mso-position-horizontal-relative:page" coordsize="50825,2813" o:gfxdata="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">
                 <v:shape id="Graphic 61" o:spid="_x0000_s1027" style="position:absolute;width:50825;height:2813;visibility:visible;mso-wrap-style:square;v-text-anchor:top" coordsize="5082540,281305" o:gfxdata="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" path="m5075809,635l,635,,5715,,274955r,6350l5075809,281305r,-6350l6096,274955r,-269240l5075809,5715r,-5080xem5082032,r-6096,l5075936,280670r6096,l5082032,xe" fillcolor="black" stroked="f">
                   <v:path arrowok="t"/>
                 </v:shape>
@@ -6946,7 +6946,7 @@
           </mc:Choice>
           <mc:Fallback>
             <w:pict>
-              <v:group w14:anchorId="42787D1B" id="Group 80" o:spid="_x0000_s1026" style="position:absolute;margin-left:120.1pt;margin-top:16.65pt;width:400.2pt;height:561.75pt;z-index:-15720960;mso-wrap-distance-left:0;mso-wrap-distance-right:0;mso-position-horizontal-relative:page" coordsize="50825,71342" o:gfxdata="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">
+              <v:group w14:anchorId="75992D76" id="Group 80" o:spid="_x0000_s1026" style="position:absolute;margin-left:120.1pt;margin-top:16.65pt;width:400.2pt;height:561.75pt;z-index:-15720960;mso-wrap-distance-left:0;mso-wrap-distance-right:0;mso-position-horizontal-relative:page" coordsize="50825,71342" o:gfxdata="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">
                 <v:shape id="Graphic 81" o:spid="_x0000_s1027" style="position:absolute;width:50825;height:71342;visibility:visible;mso-wrap-style:square;v-text-anchor:top" coordsize="5082540,7134225" o:gfxdata="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" path="m5075809,7128129r-5069713,l6096,6223,,6223,,7128129r,6096l5075809,7134225r,-6096xem5075809,l,,,6096r5075809,l5075809,xem5082032,7128154r-6096,l5075936,7134225r6096,l5082032,7128154xem5082032,6223r-6096,l5075936,7128129r6096,l5082032,6223xem5082032,12r-6096,l5075936,6096r6096,l5082032,12xe" fillcolor="black" stroked="f">
                   <v:path arrowok="t"/>
                 </v:shape>
@@ -7220,7 +7220,7 @@
           </mc:Choice>
           <mc:Fallback>
             <w:pict>
-              <v:group w14:anchorId="7096BD11" id="Group 84" o:spid="_x0000_s1026" style="width:400.2pt;height:256.75pt;mso-position-horizontal-relative:char;mso-position-vertical-relative:line" coordsize="50825,32607" o:gfxdata="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">
+              <v:group w14:anchorId="2E53D00C" id="Group 84" o:spid="_x0000_s1026" style="width:400.2pt;height:256.75pt;mso-position-horizontal-relative:char;mso-position-vertical-relative:line" coordsize="50825,32607" o:gfxdata="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">
                 <v:shape id="Graphic 85" o:spid="_x0000_s1027" style="position:absolute;width:50825;height:32607;visibility:visible;mso-wrap-style:square;v-text-anchor:top" coordsize="5082540,3260725" o:gfxdata="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" path="m5075809,l,,,5588r,508l,3254248r,6350l5075809,3260598r,-6350l6096,3254248,6096,6096r5069713,l5075809,xem5082032,r-6096,l5075936,6096r,3254375l5082032,3260471r,-3254375l5082032,xe" fillcolor="black" stroked="f">
                   <v:path arrowok="t"/>
                 </v:shape>
@@ -8071,7 +8071,7 @@
           </mc:Choice>
           <mc:Fallback>
             <w:pict>
-              <v:group w14:anchorId="53C64477" id="Group 87" o:spid="_x0000_s1026" style="position:absolute;margin-left:120.1pt;margin-top:17.5pt;width:400.2pt;height:53.7pt;z-index:-15719936;mso-wrap-distance-left:0;mso-wrap-distance-right:0;mso-position-horizontal-relative:page" coordsize="50825,6819" o:gfxdata="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">
+              <v:group w14:anchorId="298DFF83" id="Group 87" o:spid="_x0000_s1026" style="position:absolute;margin-left:120.1pt;margin-top:17.5pt;width:400.2pt;height:53.7pt;z-index:-15719936;mso-wrap-distance-left:0;mso-wrap-distance-right:0;mso-position-horizontal-relative:page" coordsize="50825,6819" o:gfxdata="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">
                 <v:shape id="Graphic 88" o:spid="_x0000_s1027" style="position:absolute;width:50825;height:6819;visibility:visible;mso-wrap-style:square;v-text-anchor:top" coordsize="5082540,681990" o:gfxdata="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" path="m5075809,l,,,6350,,675640r,6350l5075809,681990r,-6350l6096,675640r,-669290l5075809,6350r,-6350xem5082032,r-6096,l5075936,681482r6096,l5082032,xe" fillcolor="black" stroked="f">
                   <v:path arrowok="t"/>
                 </v:shape>
@@ -8997,7 +8997,7 @@
           </mc:Choice>
           <mc:Fallback>
             <w:pict>
-              <v:group w14:anchorId="5AC05C89" id="Group 107" o:spid="_x0000_s1026" style="width:433.4pt;height:214.05pt;mso-position-horizontal-relative:char;mso-position-vertical-relative:line" coordsize="55041,27184" o:gfxdata="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">
+              <v:group w14:anchorId="414194BA" id="Group 107" o:spid="_x0000_s1026" style="width:433.4pt;height:214.05pt;mso-position-horizontal-relative:char;mso-position-vertical-relative:line" coordsize="55041,27184" o:gfxdata="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">
                 <v:shape id="Graphic 108" o:spid="_x0000_s1027" style="position:absolute;width:55041;height:27184;visibility:visible;mso-wrap-style:square;v-text-anchor:top" coordsize="5504180,2718435" o:gfxdata="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" path="m5497944,508l,508,,5588,,2711831r,127l,2717927r5497944,l5497944,2711831r-5491848,l6096,5588r5491848,l5497944,508xem5504180,2711843r-6109,l5498071,2717927r6109,l5504180,2711843xem5504180,r-6109,l5498071,2711831r6109,l5504180,xe" fillcolor="black" stroked="f">
                   <v:path arrowok="t"/>
                 </v:shape>
@@ -9374,7 +9374,7 @@
           </mc:Choice>
           <mc:Fallback>
             <w:pict>
-              <v:group w14:anchorId="10310D21" id="Group 110" o:spid="_x0000_s1026" style="position:absolute;margin-left:90pt;margin-top:10.2pt;width:433.4pt;height:92.8pt;z-index:-15718912;mso-wrap-distance-left:0;mso-wrap-distance-right:0;mso-position-horizontal-relative:page" coordsize="55041,11785" o:gfxdata="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">
+              <v:group w14:anchorId="4431320B" id="Group 110" o:spid="_x0000_s1026" style="position:absolute;margin-left:90pt;margin-top:10.2pt;width:433.4pt;height:92.8pt;z-index:-15718912;mso-wrap-distance-left:0;mso-wrap-distance-right:0;mso-position-horizontal-relative:page" coordsize="55041,11785" o:gfxdata="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">
                 <v:shape id="Graphic 111" o:spid="_x0000_s1027" style="position:absolute;width:55041;height:11785;visibility:visible;mso-wrap-style:square;v-text-anchor:top" coordsize="5504180,1178560" o:gfxdata="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" path="m5497944,l,,,6350,,1172210r,6350l5497944,1178560r,-6350l6096,1172210,6096,6350r5491848,l5497944,xem5504180,r-6109,l5498071,1178306r6109,l5504180,xe" fillcolor="black" stroked="f">
                   <v:path arrowok="t"/>
                 </v:shape>
@@ -9796,7 +9796,7 @@
           </mc:Choice>
           <mc:Fallback>
             <w:pict>
-              <v:group w14:anchorId="32617240" id="Group 130" o:spid="_x0000_s1026" style="width:400.2pt;height:653.4pt;mso-position-horizontal-relative:char;mso-position-vertical-relative:line" coordsize="50825,82981" o:gfxdata="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">
+              <v:group w14:anchorId="1E81D982" id="Group 130" o:spid="_x0000_s1026" style="width:400.2pt;height:653.4pt;mso-position-horizontal-relative:char;mso-position-vertical-relative:line" coordsize="50825,82981" o:gfxdata="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">
                 <v:shape id="Graphic 131" o:spid="_x0000_s1027" style="position:absolute;width:50825;height:82981;visibility:visible;mso-wrap-style:square;v-text-anchor:top" coordsize="5082540,8298180" o:gfxdata="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" path="m5075809,508l,508,,5588,,3748151r,127l,8291830r,6096l5075809,8297926r,-6096l6096,8291830r,-4543552l6096,3748151,6096,5588r5069713,l5075809,508xem5082032,8291855r-6096,l5075936,8297926r6096,l5082032,8291855xem5082032,r-6096,l5075936,3748151r,4543679l5082032,8291830r,-4543679l5082032,xe" fillcolor="black" stroked="f">
                   <v:path arrowok="t"/>
                 </v:shape>
@@ -11411,7 +11411,7 @@
           </mc:Choice>
           <mc:Fallback>
             <w:pict>
-              <v:group w14:anchorId="0F80D2E2" id="Group 152" o:spid="_x0000_s1026" style="position:absolute;margin-left:108.7pt;margin-top:17.75pt;width:411.6pt;height:43.7pt;z-index:-15717888;mso-wrap-distance-left:0;mso-wrap-distance-right:0;mso-position-horizontal-relative:page" coordsize="52273,5549" o:gfxdata="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">
+              <v:group w14:anchorId="4959AD5A" id="Group 152" o:spid="_x0000_s1026" style="position:absolute;margin-left:108.7pt;margin-top:17.75pt;width:411.6pt;height:43.7pt;z-index:-15717888;mso-wrap-distance-left:0;mso-wrap-distance-right:0;mso-position-horizontal-relative:page" coordsize="52273,5549" o:gfxdata="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">
                 <v:shape id="Graphic 153" o:spid="_x0000_s1027" style="position:absolute;width:52273;height:5549;visibility:visible;mso-wrap-style:square;v-text-anchor:top" coordsize="5227320,554990" o:gfxdata="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" path="m5220589,635l,635,,5715,,549275r,5080l5220589,554355r,-5080l6096,549275r,-543560l5220589,5715r,-5080xem5226812,r-6096,l5220716,554736r6096,l5226812,xe" fillcolor="black" stroked="f">
                   <v:path arrowok="t"/>
                 </v:shape>
@@ -11747,7 +11747,7 @@
           </mc:Choice>
           <mc:Fallback>
             <w:pict>
-              <v:group w14:anchorId="72793627" id="Group 155" o:spid="_x0000_s1026" style="position:absolute;margin-left:108.7pt;margin-top:15.65pt;width:411.6pt;height:41.55pt;z-index:-15717376;mso-wrap-distance-left:0;mso-wrap-distance-right:0;mso-position-horizontal-relative:page" coordsize="52273,5276" o:gfxdata="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">
+              <v:group w14:anchorId="08AAF4B7" id="Group 155" o:spid="_x0000_s1026" style="position:absolute;margin-left:108.7pt;margin-top:15.65pt;width:411.6pt;height:41.55pt;z-index:-15717376;mso-wrap-distance-left:0;mso-wrap-distance-right:0;mso-position-horizontal-relative:page" coordsize="52273,5276" o:gfxdata="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">
                 <v:shape id="Graphic 156" o:spid="_x0000_s1027" style="position:absolute;width:52273;height:5276;visibility:visible;mso-wrap-style:square;v-text-anchor:top" coordsize="5227320,527685" o:gfxdata="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" path="m5220589,l,,,6350,,521970r,5080l5220589,527050r,-5080l6096,521970r,-515620l5220589,6350r,-6350xem5226812,r-6096,l5220716,527558r6096,l5226812,xe" fillcolor="black" stroked="f">
                   <v:path arrowok="t"/>
                 </v:shape>
@@ -12110,7 +12110,7 @@
           </mc:Choice>
           <mc:Fallback>
             <w:pict>
-              <v:group w14:anchorId="55E3EFA4" id="Group 158" o:spid="_x0000_s1026" style="position:absolute;margin-left:108.7pt;margin-top:14.65pt;width:411.6pt;height:285.6pt;z-index:-15716864;mso-wrap-distance-left:0;mso-wrap-distance-right:0;mso-position-horizontal-relative:page" coordsize="52273,36271" o:gfxdata="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">
+              <v:group w14:anchorId="3A7D6B65" id="Group 158" o:spid="_x0000_s1026" style="position:absolute;margin-left:108.7pt;margin-top:14.65pt;width:411.6pt;height:285.6pt;z-index:-15716864;mso-wrap-distance-left:0;mso-wrap-distance-right:0;mso-position-horizontal-relative:page" coordsize="52273,36271" o:gfxdata="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">
                 <v:shape id="Graphic 159" o:spid="_x0000_s1027" style="position:absolute;width:52273;height:36271;visibility:visible;mso-wrap-style:square;v-text-anchor:top" coordsize="5227320,3627120" o:gfxdata="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" path="m5220589,635l,635,,5715,,1256665,,3621405r,5080l5220589,3626485r,-5080l6096,3621405r,-2364740l6096,5715r5214493,l5220589,635xem5226812,1257173r-6096,l5220716,3626866r6096,l5226812,1257173xem5226812,r-6096,l5220716,1257046r6096,l5226812,xe" fillcolor="black" stroked="f">
                   <v:path arrowok="t"/>
                 </v:shape>
@@ -12376,7 +12376,7 @@
           </mc:Choice>
           <mc:Fallback>
             <w:pict>
-              <v:group w14:anchorId="031603AF" id="Group 162" o:spid="_x0000_s1026" style="position:absolute;margin-left:108.7pt;margin-top:18.05pt;width:411.6pt;height:41.9pt;z-index:-15716352;mso-wrap-distance-left:0;mso-wrap-distance-right:0;mso-position-horizontal-relative:page" coordsize="52273,5321" o:gfxdata="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">
+              <v:group w14:anchorId="6D1BAFAA" id="Group 162" o:spid="_x0000_s1026" style="position:absolute;margin-left:108.7pt;margin-top:18.05pt;width:411.6pt;height:41.9pt;z-index:-15716352;mso-wrap-distance-left:0;mso-wrap-distance-right:0;mso-position-horizontal-relative:page" coordsize="52273,5321" o:gfxdata="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">
                 <v:shape id="Graphic 163" o:spid="_x0000_s1027" style="position:absolute;width:52273;height:5321;visibility:visible;mso-wrap-style:square;v-text-anchor:top" coordsize="5227320,532130" o:gfxdata="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" path="m5220589,525780r-5214493,l6096,6350,,6350,,525780r,6350l5220589,532130r,-6350xem5220589,l,,,6096r5220589,l5220589,xem5226812,6096l5226799,r-6083,l5220716,6096r,525780l5226812,531876r,-525780xe" fillcolor="black" stroked="f">
                   <v:path arrowok="t"/>
                 </v:shape>
@@ -12606,7 +12606,7 @@
           </mc:Choice>
           <mc:Fallback>
             <w:pict>
-              <v:group w14:anchorId="0F2B2A58" id="Group 165" o:spid="_x0000_s1026" style="position:absolute;margin-left:108.7pt;margin-top:15.65pt;width:411.6pt;height:112.15pt;z-index:-15715840;mso-wrap-distance-left:0;mso-wrap-distance-right:0;mso-position-horizontal-relative:page" coordsize="52273,14243" o:gfxdata="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">
+              <v:group w14:anchorId="73A86F7C" id="Group 165" o:spid="_x0000_s1026" style="position:absolute;margin-left:108.7pt;margin-top:15.65pt;width:411.6pt;height:112.15pt;z-index:-15715840;mso-wrap-distance-left:0;mso-wrap-distance-right:0;mso-position-horizontal-relative:page" coordsize="52273,14243" o:gfxdata="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">
                 <v:shape id="Graphic 166" o:spid="_x0000_s1027" style="position:absolute;width:52273;height:14243;visibility:visible;mso-wrap-style:square;v-text-anchor:top" coordsize="5227320,1424305" o:gfxdata="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" path="m5220589,1417320r-5214493,l6096,6350,,6350,,1417320r,6350l5220589,1423670r,-6350xem5220589,l,,,6096r5220589,l5220589,xem5226799,r-6083,l5220716,6096r6083,l5226799,xem5226812,6223r-6096,l5220716,1423797r6096,l5226812,6223xe" fillcolor="black" stroked="f">
                   <v:path arrowok="t"/>
                 </v:shape>
@@ -13016,7 +13016,7 @@
           </mc:Choice>
           <mc:Fallback>
             <w:pict>
-              <v:group w14:anchorId="66C1045A" id="Group 168" o:spid="_x0000_s1026" style="position:absolute;margin-left:108.7pt;margin-top:15.65pt;width:411.6pt;height:88pt;z-index:-15715328;mso-wrap-distance-left:0;mso-wrap-distance-right:0;mso-position-horizontal-relative:page" coordsize="52273,11176" o:gfxdata="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">
+              <v:group w14:anchorId="5A25551E" id="Group 168" o:spid="_x0000_s1026" style="position:absolute;margin-left:108.7pt;margin-top:15.65pt;width:411.6pt;height:88pt;z-index:-15715328;mso-wrap-distance-left:0;mso-wrap-distance-right:0;mso-position-horizontal-relative:page" coordsize="52273,11176" o:gfxdata="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">
                 <v:shape id="Graphic 169" o:spid="_x0000_s1027" style="position:absolute;width:52273;height:11176;visibility:visible;mso-wrap-style:square;v-text-anchor:top" coordsize="5227320,1117600" o:gfxdata="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" path="m5220589,l,,,6350,,1111250r,6350l5220589,1117600r,-6350l6096,1111250,6096,6350r5214493,l5220589,xem5226812,r-6096,l5220716,1117346r6096,l5226812,xe" fillcolor="black" stroked="f">
                   <v:path arrowok="t"/>
                 </v:shape>
@@ -13430,7 +13430,7 @@
           </mc:Choice>
           <mc:Fallback>
             <w:pict>
-              <v:group w14:anchorId="7CDBA45B" id="Group 171" o:spid="_x0000_s1026" style="position:absolute;margin-left:108.7pt;margin-top:16.8pt;width:411.6pt;height:92.95pt;z-index:-15714816;mso-wrap-distance-left:0;mso-wrap-distance-right:0;mso-position-horizontal-relative:page" coordsize="52273,11804" o:gfxdata="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">
+              <v:group w14:anchorId="38B78451" id="Group 171" o:spid="_x0000_s1026" style="position:absolute;margin-left:108.7pt;margin-top:16.8pt;width:411.6pt;height:92.95pt;z-index:-15714816;mso-wrap-distance-left:0;mso-wrap-distance-right:0;mso-position-horizontal-relative:page" coordsize="52273,11804" o:gfxdata="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">
                 <v:shape id="Graphic 172" o:spid="_x0000_s1027" style="position:absolute;width:52273;height:11804;visibility:visible;mso-wrap-style:square;v-text-anchor:top" coordsize="5227320,1180465" o:gfxdata="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" path="m5220589,1173861r-5214493,l6096,6172,,6172,,1173861r,6096l5220589,1179957r,-6096xem5220589,l,,,6096r5220589,l5220589,xem5226799,1173873r-6083,l5220716,1179957r6083,l5226799,1173873xem5226799,6172r-6083,l5220716,1173861r6083,l5226799,6172xem5226799,r-6083,l5220716,6096r6083,l5226799,xe" fillcolor="black" stroked="f">
                   <v:path arrowok="t"/>
                 </v:shape>
@@ -13612,13 +13612,66 @@
       </w:r>
     </w:p>
     <w:p/>
-    <w:p/>
-    <w:p/>
-    <w:p/>
-    <w:p/>
-    <w:p/>
-    <w:p/>
-    <w:p/>
+    <w:p>
+      <w:pPr>
+        <w:rPr>
+          <w:rFonts w:ascii="Times New Roman" w:hAnsi="Times New Roman" w:cs="Times New Roman"/>
+          <w:i/>
+          <w:iCs/>
+        </w:rPr>
+      </w:pPr>
+      <w:r>
+        <w:rPr>
+          <w:rFonts w:ascii="Times New Roman" w:hAnsi="Times New Roman" w:cs="Times New Roman"/>
+          <w:i/>
+          <w:iCs/>
+        </w:rPr>
+        <w:t xml:space="preserve">Link </w:t>
+      </w:r>
+      <w:proofErr w:type="spellStart"/>
+      <w:r>
+        <w:rPr>
+          <w:rFonts w:ascii="Times New Roman" w:hAnsi="Times New Roman" w:cs="Times New Roman"/>
+          <w:i/>
+          <w:iCs/>
+        </w:rPr>
+        <w:t>Github</w:t>
+      </w:r>
+      <w:proofErr w:type="spellEnd"/>
+      <w:r>
+        <w:rPr>
+          <w:rFonts w:ascii="Times New Roman" w:hAnsi="Times New Roman" w:cs="Times New Roman"/>
+          <w:i/>
+          <w:iCs/>
+        </w:rPr>
+        <w:t>:</w:t>
+      </w:r>
+    </w:p>
+    <w:p>
+      <w:pPr>
+        <w:pStyle w:val="Heading2"/>
+        <w:rPr>
+          <w:rFonts w:ascii="Times New Roman" w:hAnsi="Times New Roman" w:cs="Times New Roman"/>
+          <w:b w:val="0"/>
+          <w:bCs w:val="0"/>
+          <w:i/>
+          <w:iCs/>
+        </w:rPr>
+      </w:pPr>
+      <w:hyperlink r:id="rId94" w:history="1">
+        <w:r>
+          <w:rPr>
+            <w:rStyle w:val="Hyperlink"/>
+            <w:rFonts w:ascii="Times New Roman" w:hAnsi="Times New Roman" w:cs="Times New Roman"/>
+            <w:b w:val="0"/>
+            <w:bCs w:val="0"/>
+            <w:i/>
+            <w:iCs/>
+          </w:rPr>
+          <w:t>https://github.com/guramedadar/Praktikum-Algoritma-Struktur-Data/tree/main/src/com/jobsheet7</w:t>
+        </w:r>
+      </w:hyperlink>
+    </w:p>
     <w:sectPr>
       <w:pgSz w:w="11920" w:h="16840"/>
       <w:pgMar w:top="1500" w:right="1417" w:bottom="900" w:left="1417" w:header="125" w:footer="709" w:gutter="0"/>
@@ -13870,7 +13923,7 @@
         </mc:Choice>
         <mc:Fallback>
           <w:pict>
-            <v:group w14:anchorId="36DC414A" id="Group 9" o:spid="_x0000_s1026" style="position:absolute;margin-left:78.4pt;margin-top:796.55pt;width:256.5pt;height:26.4pt;z-index:-15979008;mso-wrap-distance-left:0;mso-wrap-distance-right:0;mso-position-horizontal-relative:page;mso-position-vertical-relative:page" coordsize="32575,3352" o:gfxdata="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">
+            <v:group w14:anchorId="3824DC33" id="Group 9" o:spid="_x0000_s1026" style="position:absolute;margin-left:78.4pt;margin-top:796.55pt;width:256.5pt;height:26.4pt;z-index:-15979008;mso-wrap-distance-left:0;mso-wrap-distance-right:0;mso-position-horizontal-relative:page;mso-position-vertical-relative:page" coordsize="32575,3352" o:gfxdata="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">
               <v:shapetype id="_x0000_t75" coordsize="21600,21600" o:spt="75" o:preferrelative="t" path="m@4@5l@4@11@9@11@9@5xe" filled="f" stroked="f">
                 <v:stroke joinstyle="miter"/>
                 <v:formulas>
@@ -14147,7 +14200,7 @@
         </mc:Choice>
         <mc:Fallback>
           <w:pict>
-            <v:group w14:anchorId="0ACE8C18" id="Group 71" o:spid="_x0000_s1026" style="position:absolute;margin-left:78.4pt;margin-top:796.55pt;width:256.5pt;height:26.4pt;z-index:-15976960;mso-wrap-distance-left:0;mso-wrap-distance-right:0;mso-position-horizontal-relative:page;mso-position-vertical-relative:page" coordsize="32575,3352" o:gfxdata="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">
+            <v:group w14:anchorId="308C47A8" id="Group 71" o:spid="_x0000_s1026" style="position:absolute;margin-left:78.4pt;margin-top:796.55pt;width:256.5pt;height:26.4pt;z-index:-15976960;mso-wrap-distance-left:0;mso-wrap-distance-right:0;mso-position-horizontal-relative:page;mso-position-vertical-relative:page" coordsize="32575,3352" o:gfxdata="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">
               <v:shapetype id="_x0000_t75" coordsize="21600,21600" o:spt="75" o:preferrelative="t" path="m@4@5l@4@11@9@11@9@5xe" filled="f" stroked="f">
                 <v:stroke joinstyle="miter"/>
                 <v:formulas>
@@ -14424,7 +14477,7 @@
         </mc:Choice>
         <mc:Fallback>
           <w:pict>
-            <v:group w14:anchorId="15199533" id="Group 98" o:spid="_x0000_s1026" style="position:absolute;margin-left:78.4pt;margin-top:796.55pt;width:256.5pt;height:26.4pt;z-index:-15974912;mso-wrap-distance-left:0;mso-wrap-distance-right:0;mso-position-horizontal-relative:page;mso-position-vertical-relative:page" coordsize="32575,3352" o:gfxdata="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">
+            <v:group w14:anchorId="693D6BF8" id="Group 98" o:spid="_x0000_s1026" style="position:absolute;margin-left:78.4pt;margin-top:796.55pt;width:256.5pt;height:26.4pt;z-index:-15974912;mso-wrap-distance-left:0;mso-wrap-distance-right:0;mso-position-horizontal-relative:page;mso-position-vertical-relative:page" coordsize="32575,3352" o:gfxdata="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">
               <v:shapetype id="_x0000_t75" coordsize="21600,21600" o:spt="75" o:preferrelative="t" path="m@4@5l@4@11@9@11@9@5xe" filled="f" stroked="f">
                 <v:stroke joinstyle="miter"/>
                 <v:formulas>
@@ -14496,7 +14549,7 @@
       <mc:AlternateContent>
         <mc:Choice Requires="wpg">
           <w:drawing>
-            <wp:anchor distT="0" distB="0" distL="0" distR="0" simplePos="0" relativeHeight="251665408" behindDoc="1" locked="0" layoutInCell="1" allowOverlap="1" wp14:anchorId="0E4E83AE" wp14:editId="0E4E83AF">
+            <wp:anchor distT="0" distB="0" distL="0" distR="0" simplePos="0" relativeHeight="251664384" behindDoc="1" locked="0" layoutInCell="1" allowOverlap="1" wp14:anchorId="0E4E83AE" wp14:editId="0E4E83AF">
               <wp:simplePos x="0" y="0"/>
               <wp:positionH relativeFrom="page">
                 <wp:posOffset>995997</wp:posOffset>
@@ -14701,7 +14754,7 @@
         </mc:Choice>
         <mc:Fallback>
           <w:pict>
-            <v:group w14:anchorId="03674114" id="Group 121" o:spid="_x0000_s1026" style="position:absolute;margin-left:78.4pt;margin-top:796.55pt;width:256.5pt;height:26.4pt;z-index:-251651072;mso-wrap-distance-left:0;mso-wrap-distance-right:0;mso-position-horizontal-relative:page;mso-position-vertical-relative:page" coordsize="32575,3352" o:gfxdata="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">
+            <v:group w14:anchorId="0190A459" id="Group 121" o:spid="_x0000_s1026" style="position:absolute;margin-left:78.4pt;margin-top:796.55pt;width:256.5pt;height:26.4pt;z-index:-251652096;mso-wrap-distance-left:0;mso-wrap-distance-right:0;mso-position-horizontal-relative:page;mso-position-vertical-relative:page" coordsize="32575,3352" o:gfxdata="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">
               <v:shapetype id="_x0000_t75" coordsize="21600,21600" o:spt="75" o:preferrelative="t" path="m@4@5l@4@11@9@11@9@5xe" filled="f" stroked="f">
                 <v:stroke joinstyle="miter"/>
                 <v:formulas>
@@ -14978,7 +15031,7 @@
         </mc:Choice>
         <mc:Fallback>
           <w:pict>
-            <v:group w14:anchorId="5820DAD3" id="Group 143" o:spid="_x0000_s1026" style="position:absolute;margin-left:78.4pt;margin-top:796.55pt;width:256.5pt;height:26.4pt;z-index:-15970816;mso-wrap-distance-left:0;mso-wrap-distance-right:0;mso-position-horizontal-relative:page;mso-position-vertical-relative:page" coordsize="32575,3352" o:gfxdata="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">
+            <v:group w14:anchorId="4BD9FA39" id="Group 143" o:spid="_x0000_s1026" style="position:absolute;margin-left:78.4pt;margin-top:796.55pt;width:256.5pt;height:26.4pt;z-index:-15970816;mso-wrap-distance-left:0;mso-wrap-distance-right:0;mso-position-horizontal-relative:page;mso-position-vertical-relative:page" coordsize="32575,3352" o:gfxdata="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">
               <v:shapetype id="_x0000_t75" coordsize="21600,21600" o:spt="75" o:preferrelative="t" path="m@4@5l@4@11@9@11@9@5xe" filled="f" stroked="f">
                 <v:stroke joinstyle="miter"/>
                 <v:formulas>
@@ -15260,7 +15313,7 @@
         </mc:Choice>
         <mc:Fallback>
           <w:pict>
-            <v:group w14:anchorId="76CD5953" id="Group 2" o:spid="_x0000_s1026" style="position:absolute;margin-left:73.4pt;margin-top:36pt;width:179.3pt;height:13.2pt;z-index:-15980032;mso-wrap-distance-left:0;mso-wrap-distance-right:0;mso-position-horizontal-relative:page;mso-position-vertical-relative:page" coordsize="22771,1676" o:gfxdata="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">
+            <v:group w14:anchorId="2EDFD21B" id="Group 2" o:spid="_x0000_s1026" style="position:absolute;margin-left:73.4pt;margin-top:36pt;width:179.3pt;height:13.2pt;z-index:-15980032;mso-wrap-distance-left:0;mso-wrap-distance-right:0;mso-position-horizontal-relative:page;mso-position-vertical-relative:page" coordsize="22771,1676" o:gfxdata="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">
               <v:shapetype id="_x0000_t75" coordsize="21600,21600" o:spt="75" o:preferrelative="t" path="m@4@5l@4@11@9@11@9@5xe" filled="f" stroked="f">
                 <v:stroke joinstyle="miter"/>
                 <v:formulas>
@@ -15373,7 +15426,7 @@
         </mc:Choice>
         <mc:Fallback>
           <w:pict>
-            <v:shape w14:anchorId="635C1756" id="Graphic 8" o:spid="_x0000_s1026" style="position:absolute;margin-left:70.85pt;margin-top:66pt;width:454.5pt;height:1.5pt;z-index:-15979520;visibility:visible;mso-wrap-style:square;mso-wrap-distance-left:0;mso-wrap-distance-top:0;mso-wrap-distance-right:0;mso-wrap-distance-bottom:0;mso-position-horizontal:absolute;mso-position-horizontal-relative:page;mso-position-vertical:absolute;mso-position-vertical-relative:page;v-text-anchor:top" coordsize="5772150,19050" o:gfxdata="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" path="m,l5772150,19050e" filled="f" strokeweight="2.5pt">
+            <v:shape w14:anchorId="3DDC8C0A" id="Graphic 8" o:spid="_x0000_s1026" style="position:absolute;margin-left:70.85pt;margin-top:66pt;width:454.5pt;height:1.5pt;z-index:-15979520;visibility:visible;mso-wrap-style:square;mso-wrap-distance-left:0;mso-wrap-distance-top:0;mso-wrap-distance-right:0;mso-wrap-distance-bottom:0;mso-position-horizontal:absolute;mso-position-horizontal-relative:page;mso-position-vertical:absolute;mso-position-vertical-relative:page;v-text-anchor:top" coordsize="5772150,19050" o:gfxdata="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" path="m,l5772150,19050e" filled="f" strokeweight="2.5pt">
               <v:path arrowok="t"/>
               <w10:wrap anchorx="page" anchory="page"/>
             </v:shape>
@@ -15594,7 +15647,7 @@
         </mc:Choice>
         <mc:Fallback>
           <w:pict>
-            <v:group w14:anchorId="3F972001" id="Group 64" o:spid="_x0000_s1026" style="position:absolute;margin-left:73.4pt;margin-top:36pt;width:179.3pt;height:13.2pt;z-index:-15977984;mso-wrap-distance-left:0;mso-wrap-distance-right:0;mso-position-horizontal-relative:page;mso-position-vertical-relative:page" coordsize="22771,1676" o:gfxdata="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">
+            <v:group w14:anchorId="3CB1DC6D" id="Group 64" o:spid="_x0000_s1026" style="position:absolute;margin-left:73.4pt;margin-top:36pt;width:179.3pt;height:13.2pt;z-index:-15977984;mso-wrap-distance-left:0;mso-wrap-distance-right:0;mso-position-horizontal-relative:page;mso-position-vertical-relative:page" coordsize="22771,1676" o:gfxdata="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">
               <v:shapetype id="_x0000_t75" coordsize="21600,21600" o:spt="75" o:preferrelative="t" path="m@4@5l@4@11@9@11@9@5xe" filled="f" stroked="f">
                 <v:stroke joinstyle="miter"/>
                 <v:formulas>
@@ -15707,7 +15760,7 @@
         </mc:Choice>
         <mc:Fallback>
           <w:pict>
-            <v:shape w14:anchorId="63FE99A4" id="Graphic 70" o:spid="_x0000_s1026" style="position:absolute;margin-left:70.85pt;margin-top:66pt;width:454.5pt;height:1.5pt;z-index:-15977472;visibility:visible;mso-wrap-style:square;mso-wrap-distance-left:0;mso-wrap-distance-top:0;mso-wrap-distance-right:0;mso-wrap-distance-bottom:0;mso-position-horizontal:absolute;mso-position-horizontal-relative:page;mso-position-vertical:absolute;mso-position-vertical-relative:page;v-text-anchor:top" coordsize="5772150,19050" o:gfxdata="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" path="m,l5772150,19050e" filled="f" strokeweight="2.5pt">
+            <v:shape w14:anchorId="7457E2CD" id="Graphic 70" o:spid="_x0000_s1026" style="position:absolute;margin-left:70.85pt;margin-top:66pt;width:454.5pt;height:1.5pt;z-index:-15977472;visibility:visible;mso-wrap-style:square;mso-wrap-distance-left:0;mso-wrap-distance-top:0;mso-wrap-distance-right:0;mso-wrap-distance-bottom:0;mso-position-horizontal:absolute;mso-position-horizontal-relative:page;mso-position-vertical:absolute;mso-position-vertical-relative:page;v-text-anchor:top" coordsize="5772150,19050" o:gfxdata="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" path="m,l5772150,19050e" filled="f" strokeweight="2.5pt">
               <v:path arrowok="t"/>
               <w10:wrap anchorx="page" anchory="page"/>
             </v:shape>
@@ -15928,7 +15981,7 @@
         </mc:Choice>
         <mc:Fallback>
           <w:pict>
-            <v:group w14:anchorId="1A80D280" id="Group 91" o:spid="_x0000_s1026" style="position:absolute;margin-left:73.4pt;margin-top:36pt;width:179.3pt;height:13.2pt;z-index:-15975936;mso-wrap-distance-left:0;mso-wrap-distance-right:0;mso-position-horizontal-relative:page;mso-position-vertical-relative:page" coordsize="22771,1676" o:gfxdata="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">
+            <v:group w14:anchorId="347006F7" id="Group 91" o:spid="_x0000_s1026" style="position:absolute;margin-left:73.4pt;margin-top:36pt;width:179.3pt;height:13.2pt;z-index:-15975936;mso-wrap-distance-left:0;mso-wrap-distance-right:0;mso-position-horizontal-relative:page;mso-position-vertical-relative:page" coordsize="22771,1676" o:gfxdata="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">
               <v:shapetype id="_x0000_t75" coordsize="21600,21600" o:spt="75" o:preferrelative="t" path="m@4@5l@4@11@9@11@9@5xe" filled="f" stroked="f">
                 <v:stroke joinstyle="miter"/>
                 <v:formulas>
@@ -16041,7 +16094,7 @@
         </mc:Choice>
         <mc:Fallback>
           <w:pict>
-            <v:shape w14:anchorId="372B58BF" id="Graphic 97" o:spid="_x0000_s1026" style="position:absolute;margin-left:70.85pt;margin-top:66pt;width:454.5pt;height:1.5pt;z-index:-15975424;visibility:visible;mso-wrap-style:square;mso-wrap-distance-left:0;mso-wrap-distance-top:0;mso-wrap-distance-right:0;mso-wrap-distance-bottom:0;mso-position-horizontal:absolute;mso-position-horizontal-relative:page;mso-position-vertical:absolute;mso-position-vertical-relative:page;v-text-anchor:top" coordsize="5772150,19050" o:gfxdata="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" path="m,l5772150,19050e" filled="f" strokeweight="2.5pt">
+            <v:shape w14:anchorId="60469FAD" id="Graphic 97" o:spid="_x0000_s1026" style="position:absolute;margin-left:70.85pt;margin-top:66pt;width:454.5pt;height:1.5pt;z-index:-15975424;visibility:visible;mso-wrap-style:square;mso-wrap-distance-left:0;mso-wrap-distance-top:0;mso-wrap-distance-right:0;mso-wrap-distance-bottom:0;mso-position-horizontal:absolute;mso-position-horizontal-relative:page;mso-position-vertical:absolute;mso-position-vertical-relative:page;v-text-anchor:top" coordsize="5772150,19050" o:gfxdata="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" path="m,l5772150,19050e" filled="f" strokeweight="2.5pt">
               <v:path arrowok="t"/>
               <w10:wrap anchorx="page" anchory="page"/>
             </v:shape>
@@ -16069,7 +16122,7 @@
         <w:sz w:val="20"/>
       </w:rPr>
       <w:drawing>
-        <wp:anchor distT="0" distB="0" distL="0" distR="0" simplePos="0" relativeHeight="251653120" behindDoc="1" locked="0" layoutInCell="1" allowOverlap="1" wp14:anchorId="0E4E83A8" wp14:editId="0E4E83A9">
+        <wp:anchor distT="0" distB="0" distL="0" distR="0" simplePos="0" relativeHeight="251652096" behindDoc="1" locked="0" layoutInCell="1" allowOverlap="1" wp14:anchorId="0E4E83A8" wp14:editId="0E4E83A9">
           <wp:simplePos x="0" y="0"/>
           <wp:positionH relativeFrom="page">
             <wp:posOffset>5958204</wp:posOffset>
@@ -16120,7 +16173,7 @@
       <mc:AlternateContent>
         <mc:Choice Requires="wpg">
           <w:drawing>
-            <wp:anchor distT="0" distB="0" distL="0" distR="0" simplePos="0" relativeHeight="251657216" behindDoc="1" locked="0" layoutInCell="1" allowOverlap="1" wp14:anchorId="0E4E83AA" wp14:editId="0E4E83AB">
+            <wp:anchor distT="0" distB="0" distL="0" distR="0" simplePos="0" relativeHeight="251656192" behindDoc="1" locked="0" layoutInCell="1" allowOverlap="1" wp14:anchorId="0E4E83AA" wp14:editId="0E4E83AB">
               <wp:simplePos x="0" y="0"/>
               <wp:positionH relativeFrom="page">
                 <wp:posOffset>932497</wp:posOffset>
@@ -16262,7 +16315,7 @@
         </mc:Choice>
         <mc:Fallback>
           <w:pict>
-            <v:group w14:anchorId="335154D6" id="Group 114" o:spid="_x0000_s1026" style="position:absolute;margin-left:73.4pt;margin-top:36pt;width:179.3pt;height:13.2pt;z-index:-251659264;mso-wrap-distance-left:0;mso-wrap-distance-right:0;mso-position-horizontal-relative:page;mso-position-vertical-relative:page" coordsize="22771,1676" o:gfxdata="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">
+            <v:group w14:anchorId="559B1DF3" id="Group 114" o:spid="_x0000_s1026" style="position:absolute;margin-left:73.4pt;margin-top:36pt;width:179.3pt;height:13.2pt;z-index:-251660288;mso-wrap-distance-left:0;mso-wrap-distance-right:0;mso-position-horizontal-relative:page;mso-position-vertical-relative:page" coordsize="22771,1676" o:gfxdata="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">
               <v:shapetype id="_x0000_t75" coordsize="21600,21600" o:spt="75" o:preferrelative="t" path="m@4@5l@4@11@9@11@9@5xe" filled="f" stroked="f">
                 <v:stroke joinstyle="miter"/>
                 <v:formulas>
@@ -16311,7 +16364,7 @@
       <mc:AlternateContent>
         <mc:Choice Requires="wps">
           <w:drawing>
-            <wp:anchor distT="0" distB="0" distL="0" distR="0" simplePos="0" relativeHeight="251661312" behindDoc="1" locked="0" layoutInCell="1" allowOverlap="1" wp14:anchorId="0E4E83AC" wp14:editId="0E4E83AD">
+            <wp:anchor distT="0" distB="0" distL="0" distR="0" simplePos="0" relativeHeight="251660288" behindDoc="1" locked="0" layoutInCell="1" allowOverlap="1" wp14:anchorId="0E4E83AC" wp14:editId="0E4E83AD">
               <wp:simplePos x="0" y="0"/>
               <wp:positionH relativeFrom="page">
                 <wp:posOffset>899794</wp:posOffset>
@@ -16375,7 +16428,7 @@
         </mc:Choice>
         <mc:Fallback>
           <w:pict>
-            <v:shape w14:anchorId="50F51CFF" id="Graphic 120" o:spid="_x0000_s1026" style="position:absolute;margin-left:70.85pt;margin-top:66pt;width:454.5pt;height:1.5pt;z-index:-251655168;visibility:visible;mso-wrap-style:square;mso-wrap-distance-left:0;mso-wrap-distance-top:0;mso-wrap-distance-right:0;mso-wrap-distance-bottom:0;mso-position-horizontal:absolute;mso-position-horizontal-relative:page;mso-position-vertical:absolute;mso-position-vertical-relative:page;v-text-anchor:top" coordsize="5772150,19050" o:gfxdata="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" path="m,l5772150,19050e" filled="f" strokeweight="2.5pt">
+            <v:shape w14:anchorId="7EFDA203" id="Graphic 120" o:spid="_x0000_s1026" style="position:absolute;margin-left:70.85pt;margin-top:66pt;width:454.5pt;height:1.5pt;z-index:-251656192;visibility:visible;mso-wrap-style:square;mso-wrap-distance-left:0;mso-wrap-distance-top:0;mso-wrap-distance-right:0;mso-wrap-distance-bottom:0;mso-position-horizontal:absolute;mso-position-horizontal-relative:page;mso-position-vertical:absolute;mso-position-vertical-relative:page;v-text-anchor:top" coordsize="5772150,19050" o:gfxdata="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" path="m,l5772150,19050e" filled="f" strokeweight="2.5pt">
               <v:path arrowok="t"/>
               <w10:wrap anchorx="page" anchory="page"/>
             </v:shape>
@@ -16596,7 +16649,7 @@
         </mc:Choice>
         <mc:Fallback>
           <w:pict>
-            <v:group w14:anchorId="3F071D39" id="Group 136" o:spid="_x0000_s1026" style="position:absolute;margin-left:73.4pt;margin-top:36pt;width:179.3pt;height:13.2pt;z-index:-15971840;mso-wrap-distance-left:0;mso-wrap-distance-right:0;mso-position-horizontal-relative:page;mso-position-vertical-relative:page" coordsize="22771,1676" o:gfxdata="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">
+            <v:group w14:anchorId="2334C001" id="Group 136" o:spid="_x0000_s1026" style="position:absolute;margin-left:73.4pt;margin-top:36pt;width:179.3pt;height:13.2pt;z-index:-15971840;mso-wrap-distance-left:0;mso-wrap-distance-right:0;mso-position-horizontal-relative:page;mso-position-vertical-relative:page" coordsize="22771,1676" o:gfxdata="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">
               <v:shapetype id="_x0000_t75" coordsize="21600,21600" o:spt="75" o:preferrelative="t" path="m@4@5l@4@11@9@11@9@5xe" filled="f" stroked="f">
                 <v:stroke joinstyle="miter"/>
                 <v:formulas>
@@ -16709,7 +16762,7 @@
         </mc:Choice>
         <mc:Fallback>
           <w:pict>
-            <v:shape w14:anchorId="0624D617" id="Graphic 142" o:spid="_x0000_s1026" style="position:absolute;margin-left:70.85pt;margin-top:66pt;width:454.5pt;height:1.5pt;z-index:-15971328;visibility:visible;mso-wrap-style:square;mso-wrap-distance-left:0;mso-wrap-distance-top:0;mso-wrap-distance-right:0;mso-wrap-distance-bottom:0;mso-position-horizontal:absolute;mso-position-horizontal-relative:page;mso-position-vertical:absolute;mso-position-vertical-relative:page;v-text-anchor:top" coordsize="5772150,19050" o:gfxdata="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" path="m,l5772150,19050e" filled="f" strokeweight="2.5pt">
+            <v:shape w14:anchorId="5671B01E" id="Graphic 142" o:spid="_x0000_s1026" style="position:absolute;margin-left:70.85pt;margin-top:66pt;width:454.5pt;height:1.5pt;z-index:-15971328;visibility:visible;mso-wrap-style:square;mso-wrap-distance-left:0;mso-wrap-distance-top:0;mso-wrap-distance-right:0;mso-wrap-distance-bottom:0;mso-position-horizontal:absolute;mso-position-horizontal-relative:page;mso-position-vertical:absolute;mso-position-vertical-relative:page;v-text-anchor:top" coordsize="5772150,19050" o:gfxdata="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" path="m,l5772150,19050e" filled="f" strokeweight="2.5pt">
               <v:path arrowok="t"/>
               <w10:wrap anchorx="page" anchory="page"/>
             </v:shape>
@@ -17988,6 +18041,7 @@
   <w:style w:type="paragraph" w:styleId="Heading2">
     <w:name w:val="heading 2"/>
     <w:basedOn w:val="Normal"/>
+    <w:link w:val="Heading2Char"/>
     <w:uiPriority w:val="9"/>
     <w:unhideWhenUsed/>
     <w:qFormat/>
@@ -18068,6 +18122,41 @@
       <w:spacing w:before="2"/>
       <w:ind w:left="111"/>
     </w:pPr>
+  </w:style>
+  <w:style w:type="character" w:styleId="Hyperlink">
+    <w:name w:val="Hyperlink"/>
+    <w:basedOn w:val="DefaultParagraphFont"/>
+    <w:uiPriority w:val="99"/>
+    <w:unhideWhenUsed/>
+    <w:rsid w:val="00626AB0"/>
+    <w:rPr>
+      <w:color w:val="0000FF" w:themeColor="hyperlink"/>
+      <w:u w:val="single"/>
+    </w:rPr>
+  </w:style>
+  <w:style w:type="character" w:styleId="UnresolvedMention">
+    <w:name w:val="Unresolved Mention"/>
+    <w:basedOn w:val="DefaultParagraphFont"/>
+    <w:uiPriority w:val="99"/>
+    <w:semiHidden/>
+    <w:unhideWhenUsed/>
+    <w:rsid w:val="00626AB0"/>
+    <w:rPr>
+      <w:color w:val="605E5C"/>
+      <w:shd w:val="clear" w:color="auto" w:fill="E1DFDD"/>
+    </w:rPr>
+  </w:style>
+  <w:style w:type="character" w:customStyle="1" w:styleId="Heading2Char">
+    <w:name w:val="Heading 2 Char"/>
+    <w:basedOn w:val="DefaultParagraphFont"/>
+    <w:link w:val="Heading2"/>
+    <w:uiPriority w:val="9"/>
+    <w:rsid w:val="00626AB0"/>
+    <w:rPr>
+      <w:rFonts w:ascii="Calibri" w:eastAsia="Calibri" w:hAnsi="Calibri" w:cs="Calibri"/>
+      <w:b/>
+      <w:bCs/>
+    </w:rPr>
   </w:style>
 </w:styles>
 </file>
